--- a/backup/需求分析/《忍者龙剑传：归来》需求文档.docx
+++ b/backup/需求分析/《忍者龙剑传：归来》需求文档.docx
@@ -16,8 +16,6 @@
         </w:rPr>
         <w:t>：</w:t>
       </w:r>
-      <w:bookmarkStart w:id="0" w:name="_GoBack"/>
-      <w:bookmarkEnd w:id="0"/>
       <w:r>
         <w:rPr>
           <w:rFonts w:hint="eastAsia" w:eastAsia="宋体"/>
@@ -532,7 +530,7 @@
           <w:rFonts w:hint="eastAsia"/>
           <w:lang w:val="en-US" w:eastAsia="zh-CN"/>
         </w:rPr>
-        <w:t>故事架空于原版2代和3代，主角是隼龙，写一个全新的故事，但是要遵循吉泽雄秀的理念：“剧情要服务于游戏性”</w:t>
+        <w:t>故事架空于原版2代和3代，主角是隼龙，写一个全新的故事，但是要遵循吉泽雄秀的理念：“剧情要服务于游戏性”，架空时代，先完成游戏开发，不准备加入具体剧情。</w:t>
       </w:r>
     </w:p>
     <w:p>
@@ -1106,6 +1104,12 @@
             <w:insideH w:val="single" w:color="auto" w:sz="4" w:space="0"/>
             <w:insideV w:val="single" w:color="auto" w:sz="4" w:space="0"/>
           </w:tblBorders>
+          <w:tblCellMar>
+            <w:top w:w="0" w:type="dxa"/>
+            <w:left w:w="108" w:type="dxa"/>
+            <w:bottom w:w="0" w:type="dxa"/>
+            <w:right w:w="108" w:type="dxa"/>
+          </w:tblCellMar>
         </w:tblPrEx>
         <w:trPr>
           <w:jc w:val="center"/>
@@ -1218,7 +1222,7 @@
         <w:tc>
           <w:tcPr>
             <w:tcW w:w="2771" w:type="dxa"/>
-            <w:shd w:val="clear"/>
+            <w:shd w:val="clear" w:color="auto" w:fill="auto"/>
             <w:vAlign w:val="top"/>
           </w:tcPr>
           <w:p>
@@ -1243,7 +1247,7 @@
         <w:tc>
           <w:tcPr>
             <w:tcW w:w="2771" w:type="dxa"/>
-            <w:shd w:val="clear"/>
+            <w:shd w:val="clear" w:color="auto" w:fill="auto"/>
             <w:vAlign w:val="top"/>
           </w:tcPr>
           <w:p>
@@ -1307,7 +1311,7 @@
         <w:tc>
           <w:tcPr>
             <w:tcW w:w="2771" w:type="dxa"/>
-            <w:shd w:val="clear"/>
+            <w:shd w:val="clear" w:color="auto" w:fill="auto"/>
             <w:vAlign w:val="top"/>
           </w:tcPr>
           <w:p>
@@ -1332,7 +1336,7 @@
         <w:tc>
           <w:tcPr>
             <w:tcW w:w="2771" w:type="dxa"/>
-            <w:shd w:val="clear"/>
+            <w:shd w:val="clear" w:color="auto" w:fill="auto"/>
             <w:vAlign w:val="top"/>
           </w:tcPr>
           <w:p>
@@ -1403,7 +1407,7 @@
         <w:tc>
           <w:tcPr>
             <w:tcW w:w="2771" w:type="dxa"/>
-            <w:shd w:val="clear"/>
+            <w:shd w:val="clear" w:color="auto" w:fill="auto"/>
             <w:vAlign w:val="top"/>
           </w:tcPr>
           <w:p>
@@ -1429,7 +1433,7 @@
         <w:tc>
           <w:tcPr>
             <w:tcW w:w="2771" w:type="dxa"/>
-            <w:shd w:val="clear"/>
+            <w:shd w:val="clear" w:color="auto" w:fill="auto"/>
             <w:vAlign w:val="top"/>
           </w:tcPr>
           <w:p>
@@ -2467,12 +2471,6 @@
             <w:insideH w:val="single" w:color="auto" w:sz="4" w:space="0"/>
             <w:insideV w:val="single" w:color="auto" w:sz="4" w:space="0"/>
           </w:tblBorders>
-          <w:tblCellMar>
-            <w:top w:w="0" w:type="dxa"/>
-            <w:left w:w="108" w:type="dxa"/>
-            <w:bottom w:w="0" w:type="dxa"/>
-            <w:right w:w="108" w:type="dxa"/>
-          </w:tblCellMar>
         </w:tblPrEx>
         <w:trPr>
           <w:jc w:val="center"/>
@@ -3863,7 +3861,9 @@
         </w:tblBorders>
         <w:tblLayout w:type="autofit"/>
         <w:tblCellMar>
+          <w:top w:w="0" w:type="dxa"/>
           <w:left w:w="108" w:type="dxa"/>
+          <w:bottom w:w="0" w:type="dxa"/>
           <w:right w:w="108" w:type="dxa"/>
         </w:tblCellMar>
       </w:tblPr>
@@ -3882,7 +3882,9 @@
             <w:insideV w:val="single" w:color="auto" w:sz="4" w:space="0"/>
           </w:tblBorders>
           <w:tblCellMar>
+            <w:top w:w="0" w:type="dxa"/>
             <w:left w:w="108" w:type="dxa"/>
+            <w:bottom w:w="0" w:type="dxa"/>
             <w:right w:w="108" w:type="dxa"/>
           </w:tblCellMar>
         </w:tblPrEx>
@@ -3950,7 +3952,9 @@
             <w:insideV w:val="single" w:color="auto" w:sz="4" w:space="0"/>
           </w:tblBorders>
           <w:tblCellMar>
+            <w:top w:w="0" w:type="dxa"/>
             <w:left w:w="108" w:type="dxa"/>
+            <w:bottom w:w="0" w:type="dxa"/>
             <w:right w:w="108" w:type="dxa"/>
           </w:tblCellMar>
         </w:tblPrEx>
@@ -4010,7 +4014,9 @@
             <w:insideV w:val="single" w:color="auto" w:sz="4" w:space="0"/>
           </w:tblBorders>
           <w:tblCellMar>
+            <w:top w:w="0" w:type="dxa"/>
             <w:left w:w="108" w:type="dxa"/>
+            <w:bottom w:w="0" w:type="dxa"/>
             <w:right w:w="108" w:type="dxa"/>
           </w:tblCellMar>
         </w:tblPrEx>
@@ -4070,7 +4076,9 @@
             <w:insideV w:val="single" w:color="auto" w:sz="4" w:space="0"/>
           </w:tblBorders>
           <w:tblCellMar>
+            <w:top w:w="0" w:type="dxa"/>
             <w:left w:w="108" w:type="dxa"/>
+            <w:bottom w:w="0" w:type="dxa"/>
             <w:right w:w="108" w:type="dxa"/>
           </w:tblCellMar>
         </w:tblPrEx>
@@ -4130,7 +4138,9 @@
             <w:insideV w:val="single" w:color="auto" w:sz="4" w:space="0"/>
           </w:tblBorders>
           <w:tblCellMar>
+            <w:top w:w="0" w:type="dxa"/>
             <w:left w:w="108" w:type="dxa"/>
+            <w:bottom w:w="0" w:type="dxa"/>
             <w:right w:w="108" w:type="dxa"/>
           </w:tblCellMar>
         </w:tblPrEx>
@@ -4190,7 +4200,9 @@
             <w:insideV w:val="single" w:color="auto" w:sz="4" w:space="0"/>
           </w:tblBorders>
           <w:tblCellMar>
+            <w:top w:w="0" w:type="dxa"/>
             <w:left w:w="108" w:type="dxa"/>
+            <w:bottom w:w="0" w:type="dxa"/>
             <w:right w:w="108" w:type="dxa"/>
           </w:tblCellMar>
         </w:tblPrEx>
@@ -4250,7 +4262,9 @@
             <w:insideV w:val="single" w:color="auto" w:sz="4" w:space="0"/>
           </w:tblBorders>
           <w:tblCellMar>
+            <w:top w:w="0" w:type="dxa"/>
             <w:left w:w="108" w:type="dxa"/>
+            <w:bottom w:w="0" w:type="dxa"/>
             <w:right w:w="108" w:type="dxa"/>
           </w:tblCellMar>
         </w:tblPrEx>
@@ -4310,7 +4324,9 @@
             <w:insideV w:val="single" w:color="auto" w:sz="4" w:space="0"/>
           </w:tblBorders>
           <w:tblCellMar>
+            <w:top w:w="0" w:type="dxa"/>
             <w:left w:w="108" w:type="dxa"/>
+            <w:bottom w:w="0" w:type="dxa"/>
             <w:right w:w="108" w:type="dxa"/>
           </w:tblCellMar>
         </w:tblPrEx>
@@ -4370,7 +4386,9 @@
             <w:insideV w:val="single" w:color="auto" w:sz="4" w:space="0"/>
           </w:tblBorders>
           <w:tblCellMar>
+            <w:top w:w="0" w:type="dxa"/>
             <w:left w:w="108" w:type="dxa"/>
+            <w:bottom w:w="0" w:type="dxa"/>
             <w:right w:w="108" w:type="dxa"/>
           </w:tblCellMar>
         </w:tblPrEx>
@@ -4652,12 +4670,6 @@
             <w:insideH w:val="single" w:color="auto" w:sz="4" w:space="0"/>
             <w:insideV w:val="single" w:color="auto" w:sz="4" w:space="0"/>
           </w:tblBorders>
-          <w:tblCellMar>
-            <w:top w:w="0" w:type="dxa"/>
-            <w:left w:w="108" w:type="dxa"/>
-            <w:bottom w:w="0" w:type="dxa"/>
-            <w:right w:w="108" w:type="dxa"/>
-          </w:tblCellMar>
         </w:tblPrEx>
         <w:trPr>
           <w:jc w:val="center"/>
@@ -5017,12 +5029,6 @@
             <w:insideH w:val="single" w:color="auto" w:sz="4" w:space="0"/>
             <w:insideV w:val="single" w:color="auto" w:sz="4" w:space="0"/>
           </w:tblBorders>
-          <w:tblCellMar>
-            <w:top w:w="0" w:type="dxa"/>
-            <w:left w:w="108" w:type="dxa"/>
-            <w:bottom w:w="0" w:type="dxa"/>
-            <w:right w:w="108" w:type="dxa"/>
-          </w:tblCellMar>
         </w:tblPrEx>
         <w:trPr>
           <w:jc w:val="center"/>
@@ -5607,6 +5613,10 @@
     <w:p>
       <w:pPr>
         <w:ind w:left="0" w:hanging="142"/>
+        <w:rPr>
+          <w:rFonts w:hint="default" w:eastAsia="宋体"/>
+          <w:lang w:val="en-US" w:eastAsia="zh-CN"/>
+        </w:rPr>
       </w:pPr>
       <w:r>
         <w:rPr>
@@ -5624,7 +5634,7 @@
           <w:rFonts w:hint="eastAsia"/>
           <w:lang w:val="en-US" w:eastAsia="zh-CN"/>
         </w:rPr>
-        <w:t>也许</w:t>
+        <w:t>后续扩展版本会</w:t>
       </w:r>
       <w:r>
         <w:t>有过场动画</w:t>
@@ -5655,6 +5665,20 @@
       </w:r>
       <w:r>
         <w:t>画面</w:t>
+      </w:r>
+      <w:r>
+        <w:rPr>
+          <w:rFonts w:hint="eastAsia"/>
+          <w:lang w:eastAsia="zh-CN"/>
+        </w:rPr>
+        <w:t>，</w:t>
+      </w:r>
+      <w:r>
+        <w:rPr>
+          <w:rFonts w:hint="eastAsia"/>
+          <w:lang w:val="en-US" w:eastAsia="zh-CN"/>
+        </w:rPr>
+        <w:t>不过现在暂时还不开发剧情相关的东西。</w:t>
       </w:r>
     </w:p>
     <w:p>
@@ -8399,8 +8423,10 @@
           <w:rFonts w:hint="eastAsia" w:eastAsia="宋体"/>
           <w:lang w:val="en-US" w:eastAsia="zh-CN"/>
         </w:rPr>
-        <w:t>原版作为参考</w:t>
-      </w:r>
+        <w:t>原版作为参考，暂时不开发</w:t>
+      </w:r>
+      <w:bookmarkStart w:id="0" w:name="_GoBack"/>
+      <w:bookmarkEnd w:id="0"/>
       <w:r>
         <w:rPr>
           <w:rFonts w:hint="eastAsia" w:eastAsia="宋体"/>
@@ -8657,6 +8683,12 @@
             <w:insideH w:val="single" w:color="auto" w:sz="4" w:space="0"/>
             <w:insideV w:val="single" w:color="auto" w:sz="4" w:space="0"/>
           </w:tblBorders>
+          <w:tblCellMar>
+            <w:top w:w="0" w:type="dxa"/>
+            <w:left w:w="108" w:type="dxa"/>
+            <w:bottom w:w="0" w:type="dxa"/>
+            <w:right w:w="108" w:type="dxa"/>
+          </w:tblCellMar>
         </w:tblPrEx>
         <w:trPr>
           <w:jc w:val="center"/>
@@ -8745,6 +8777,12 @@
             <w:insideH w:val="single" w:color="auto" w:sz="4" w:space="0"/>
             <w:insideV w:val="single" w:color="auto" w:sz="4" w:space="0"/>
           </w:tblBorders>
+          <w:tblCellMar>
+            <w:top w:w="0" w:type="dxa"/>
+            <w:left w:w="108" w:type="dxa"/>
+            <w:bottom w:w="0" w:type="dxa"/>
+            <w:right w:w="108" w:type="dxa"/>
+          </w:tblCellMar>
         </w:tblPrEx>
         <w:trPr>
           <w:jc w:val="center"/>
@@ -8833,6 +8871,12 @@
             <w:insideH w:val="single" w:color="auto" w:sz="4" w:space="0"/>
             <w:insideV w:val="single" w:color="auto" w:sz="4" w:space="0"/>
           </w:tblBorders>
+          <w:tblCellMar>
+            <w:top w:w="0" w:type="dxa"/>
+            <w:left w:w="108" w:type="dxa"/>
+            <w:bottom w:w="0" w:type="dxa"/>
+            <w:right w:w="108" w:type="dxa"/>
+          </w:tblCellMar>
         </w:tblPrEx>
         <w:trPr>
           <w:jc w:val="center"/>
@@ -10222,7 +10266,7 @@
     <w:lsdException w:uiPriority="99" w:name="Normal Indent"/>
     <w:lsdException w:uiPriority="99" w:name="footnote text"/>
     <w:lsdException w:uiPriority="99" w:name="annotation text"/>
-    <w:lsdException w:uiPriority="99" w:semiHidden="0" w:name="header"/>
+    <w:lsdException w:qFormat="1" w:uiPriority="99" w:semiHidden="0" w:name="header"/>
     <w:lsdException w:uiPriority="99" w:semiHidden="0" w:name="footer"/>
     <w:lsdException w:uiPriority="99" w:name="index heading"/>
     <w:lsdException w:qFormat="1" w:uiPriority="35" w:name="caption"/>
@@ -10257,7 +10301,7 @@
     <w:lsdException w:uiPriority="99" w:name="Closing"/>
     <w:lsdException w:uiPriority="99" w:name="Signature"/>
     <w:lsdException w:qFormat="1" w:uiPriority="1" w:name="Default Paragraph Font"/>
-    <w:lsdException w:uiPriority="99" w:semiHidden="0" w:name="Body Text"/>
+    <w:lsdException w:qFormat="1" w:uiPriority="99" w:semiHidden="0" w:name="Body Text"/>
     <w:lsdException w:uiPriority="99" w:name="Body Text Indent"/>
     <w:lsdException w:qFormat="1" w:uiPriority="99" w:semiHidden="0" w:name="List Continue"/>
     <w:lsdException w:qFormat="1" w:uiPriority="99" w:semiHidden="0" w:name="List Continue 2"/>
@@ -10271,7 +10315,7 @@
     <w:lsdException w:uiPriority="99" w:name="Body Text First Indent"/>
     <w:lsdException w:uiPriority="99" w:name="Body Text First Indent 2"/>
     <w:lsdException w:uiPriority="99" w:name="Note Heading"/>
-    <w:lsdException w:uiPriority="99" w:semiHidden="0" w:name="Body Text 2"/>
+    <w:lsdException w:qFormat="1" w:uiPriority="99" w:semiHidden="0" w:name="Body Text 2"/>
     <w:lsdException w:uiPriority="99" w:semiHidden="0" w:name="Body Text 3"/>
     <w:lsdException w:uiPriority="99" w:name="Body Text Indent 2"/>
     <w:lsdException w:uiPriority="99" w:name="Body Text Indent 3"/>
@@ -10345,7 +10389,7 @@
     <w:lsdException w:qFormat="1" w:unhideWhenUsed="0" w:uiPriority="60" w:semiHidden="0" w:name="Light Shading"/>
     <w:lsdException w:qFormat="1" w:unhideWhenUsed="0" w:uiPriority="61" w:semiHidden="0" w:name="Light List"/>
     <w:lsdException w:qFormat="1" w:unhideWhenUsed="0" w:uiPriority="62" w:semiHidden="0" w:name="Light Grid"/>
-    <w:lsdException w:unhideWhenUsed="0" w:uiPriority="63" w:semiHidden="0" w:name="Medium Shading 1"/>
+    <w:lsdException w:qFormat="1" w:unhideWhenUsed="0" w:uiPriority="63" w:semiHidden="0" w:name="Medium Shading 1"/>
     <w:lsdException w:unhideWhenUsed="0" w:uiPriority="64" w:semiHidden="0" w:name="Medium Shading 2"/>
     <w:lsdException w:qFormat="1" w:unhideWhenUsed="0" w:uiPriority="65" w:semiHidden="0" w:name="Medium List 1"/>
     <w:lsdException w:qFormat="1" w:unhideWhenUsed="0" w:uiPriority="66" w:semiHidden="0" w:name="Medium List 2"/>
@@ -10360,7 +10404,7 @@
     <w:lsdException w:unhideWhenUsed="0" w:uiPriority="61" w:semiHidden="0" w:name="Light List Accent 1"/>
     <w:lsdException w:qFormat="1" w:unhideWhenUsed="0" w:uiPriority="62" w:semiHidden="0" w:name="Light Grid Accent 1"/>
     <w:lsdException w:qFormat="1" w:unhideWhenUsed="0" w:uiPriority="63" w:semiHidden="0" w:name="Medium Shading 1 Accent 1"/>
-    <w:lsdException w:unhideWhenUsed="0" w:uiPriority="64" w:semiHidden="0" w:name="Medium Shading 2 Accent 1"/>
+    <w:lsdException w:qFormat="1" w:unhideWhenUsed="0" w:uiPriority="64" w:semiHidden="0" w:name="Medium Shading 2 Accent 1"/>
     <w:lsdException w:qFormat="1" w:unhideWhenUsed="0" w:uiPriority="65" w:semiHidden="0" w:name="Medium List 1 Accent 1"/>
     <w:lsdException w:qFormat="1" w:unhideWhenUsed="0" w:uiPriority="34" w:semiHidden="0" w:name="List Paragraph"/>
     <w:lsdException w:qFormat="1" w:unhideWhenUsed="0" w:uiPriority="29" w:semiHidden="0" w:name="Quote"/>
@@ -10389,7 +10433,7 @@
     <w:lsdException w:qFormat="1" w:unhideWhenUsed="0" w:uiPriority="73" w:semiHidden="0" w:name="Colorful Grid Accent 2"/>
     <w:lsdException w:qFormat="1" w:unhideWhenUsed="0" w:uiPriority="60" w:semiHidden="0" w:name="Light Shading Accent 3"/>
     <w:lsdException w:qFormat="1" w:unhideWhenUsed="0" w:uiPriority="61" w:semiHidden="0" w:name="Light List Accent 3"/>
-    <w:lsdException w:unhideWhenUsed="0" w:uiPriority="62" w:semiHidden="0" w:name="Light Grid Accent 3"/>
+    <w:lsdException w:qFormat="1" w:unhideWhenUsed="0" w:uiPriority="62" w:semiHidden="0" w:name="Light Grid Accent 3"/>
     <w:lsdException w:qFormat="1" w:unhideWhenUsed="0" w:uiPriority="63" w:semiHidden="0" w:name="Medium Shading 1 Accent 3"/>
     <w:lsdException w:qFormat="1" w:unhideWhenUsed="0" w:uiPriority="64" w:semiHidden="0" w:name="Medium Shading 2 Accent 3"/>
     <w:lsdException w:qFormat="1" w:unhideWhenUsed="0" w:uiPriority="65" w:semiHidden="0" w:name="Medium List 1 Accent 3"/>
@@ -10429,10 +10473,10 @@
     <w:lsdException w:unhideWhenUsed="0" w:uiPriority="71" w:semiHidden="0" w:name="Colorful Shading Accent 5"/>
     <w:lsdException w:qFormat="1" w:unhideWhenUsed="0" w:uiPriority="72" w:semiHidden="0" w:name="Colorful List Accent 5"/>
     <w:lsdException w:qFormat="1" w:unhideWhenUsed="0" w:uiPriority="73" w:semiHidden="0" w:name="Colorful Grid Accent 5"/>
-    <w:lsdException w:unhideWhenUsed="0" w:uiPriority="60" w:semiHidden="0" w:name="Light Shading Accent 6"/>
+    <w:lsdException w:qFormat="1" w:unhideWhenUsed="0" w:uiPriority="60" w:semiHidden="0" w:name="Light Shading Accent 6"/>
     <w:lsdException w:qFormat="1" w:unhideWhenUsed="0" w:uiPriority="61" w:semiHidden="0" w:name="Light List Accent 6"/>
     <w:lsdException w:qFormat="1" w:unhideWhenUsed="0" w:uiPriority="62" w:semiHidden="0" w:name="Light Grid Accent 6"/>
-    <w:lsdException w:unhideWhenUsed="0" w:uiPriority="63" w:semiHidden="0" w:name="Medium Shading 1 Accent 6"/>
+    <w:lsdException w:qFormat="1" w:unhideWhenUsed="0" w:uiPriority="63" w:semiHidden="0" w:name="Medium Shading 1 Accent 6"/>
     <w:lsdException w:unhideWhenUsed="0" w:uiPriority="64" w:semiHidden="0" w:name="Medium Shading 2 Accent 6"/>
     <w:lsdException w:qFormat="1" w:unhideWhenUsed="0" w:uiPriority="65" w:semiHidden="0" w:name="Medium List 1 Accent 6"/>
     <w:lsdException w:qFormat="1" w:unhideWhenUsed="0" w:uiPriority="66" w:semiHidden="0" w:name="Medium List 2 Accent 6"/>
@@ -10851,6 +10895,7 @@
     <w:basedOn w:val="1"/>
     <w:link w:val="144"/>
     <w:unhideWhenUsed/>
+    <w:qFormat/>
     <w:uiPriority w:val="99"/>
     <w:pPr>
       <w:spacing w:after="120"/>
@@ -10926,6 +10971,7 @@
     <w:basedOn w:val="1"/>
     <w:link w:val="135"/>
     <w:unhideWhenUsed/>
+    <w:qFormat/>
     <w:uiPriority w:val="99"/>
     <w:pPr>
       <w:tabs>
@@ -10973,6 +11019,7 @@
     <w:basedOn w:val="1"/>
     <w:link w:val="145"/>
     <w:unhideWhenUsed/>
+    <w:qFormat/>
     <w:uiPriority w:val="99"/>
     <w:pPr>
       <w:spacing w:after="120" w:line="480" w:lineRule="auto"/>
@@ -11652,6 +11699,7 @@
   <w:style w:type="table" w:styleId="40">
     <w:name w:val="Light Shading Accent 6"/>
     <w:basedOn w:val="32"/>
+    <w:qFormat/>
     <w:uiPriority w:val="60"/>
     <w:pPr>
       <w:spacing w:after="0" w:line="240" w:lineRule="auto"/>
@@ -12789,6 +12837,7 @@
   <w:style w:type="table" w:styleId="51">
     <w:name w:val="Light Grid Accent 3"/>
     <w:basedOn w:val="32"/>
+    <w:qFormat/>
     <w:uiPriority w:val="62"/>
     <w:pPr>
       <w:spacing w:after="0" w:line="240" w:lineRule="auto"/>
@@ -13296,6 +13345,7 @@
   <w:style w:type="table" w:styleId="55">
     <w:name w:val="Medium Shading 1"/>
     <w:basedOn w:val="32"/>
+    <w:qFormat/>
     <w:uiPriority w:val="63"/>
     <w:pPr>
       <w:spacing w:after="0" w:line="240" w:lineRule="auto"/>
@@ -13943,6 +13993,7 @@
   <w:style w:type="table" w:styleId="61">
     <w:name w:val="Medium Shading 1 Accent 6"/>
     <w:basedOn w:val="32"/>
+    <w:qFormat/>
     <w:uiPriority w:val="63"/>
     <w:pPr>
       <w:spacing w:after="0" w:line="240" w:lineRule="auto"/>
@@ -14215,6 +14266,7 @@
   <w:style w:type="table" w:styleId="63">
     <w:name w:val="Medium Shading 2 Accent 1"/>
     <w:basedOn w:val="32"/>
+    <w:qFormat/>
     <w:uiPriority w:val="64"/>
     <w:pPr>
       <w:spacing w:after="0" w:line="240" w:lineRule="auto"/>
